--- a/packages/knowledge-seed/deliverable-shells/greenfield-discovery-v1.docx
+++ b/packages/knowledge-seed/deliverable-shells/greenfield-discovery-v1.docx
@@ -222,7 +222,7 @@
     </w:p>
     <w:p>
       <w:r>
-        <w:t xml:space="preserve">{{project_description}}</w:t>
+        <w:t xml:space="preserve">{{section_target_capabilities}}</w:t>
       </w:r>
     </w:p>
     <w:p>
@@ -316,7 +316,7 @@
     </w:p>
     <w:p>
       <w:r>
-        <w:t xml:space="preserve">A target architecture style sized to the goals, constraints, and team shape. The style is a guardrail — not a prescription — for the implementation phase.</w:t>
+        <w:t xml:space="preserve">{{section_architecture_style}}</w:t>
       </w:r>
     </w:p>
     <w:p>
@@ -372,7 +372,7 @@
     </w:p>
     <w:p>
       <w:r>
-        <w:t xml:space="preserve">Technology selections are framed in light of the industry, compliance posture, and delivery timeline. The list below is a starting point; finalise during architecture review.</w:t>
+        <w:t xml:space="preserve">{{section_technology_choices}}</w:t>
       </w:r>
     </w:p>
     <w:p>
@@ -500,7 +500,7 @@
     </w:p>
     <w:p>
       <w:r>
-        <w:t xml:space="preserve">A pragmatic phase plan sized to the budget envelope and timeline above. Phases sequence the capability set so each milestone delivers business value.</w:t>
+        <w:t xml:space="preserve">{{section_phasing}}</w:t>
       </w:r>
     </w:p>
     <w:p>
@@ -556,7 +556,7 @@
     </w:p>
     <w:p>
       <w:r>
-        <w:t xml:space="preserve">{{risks_list}}</w:t>
+        <w:t xml:space="preserve">{{section_greenfield_risks}}</w:t>
       </w:r>
     </w:p>
     <w:p>
@@ -583,7 +583,7 @@
     </w:p>
     <w:p>
       <w:r>
-        <w:t xml:space="preserve">{{recommendations_list}}</w:t>
+        <w:t xml:space="preserve">{{section_greenfield_recommendations}}</w:t>
       </w:r>
     </w:p>
     <w:p>
